--- a/Docs/Thesis/논문3차.docx
+++ b/Docs/Thesis/논문3차.docx
@@ -57,10 +57,18 @@
       </w:pPr>
       <w:r>
         <w:rPr>
+          <w:rFonts w:hint="eastAsia"/>
           <w:sz w:val="18"/>
           <w:lang w:eastAsia="ko-KR"/>
         </w:rPr>
-        <w:t>개인 연구자○*</w:t>
+        <w:t>이동주</w:t>
+      </w:r>
+      <w:r>
+        <w:rPr>
+          <w:sz w:val="18"/>
+          <w:lang w:eastAsia="ko-KR"/>
+        </w:rPr>
+        <w:t>○</w:t>
       </w:r>
     </w:p>
     <w:p>
@@ -68,6 +76,7 @@
         <w:spacing w:after="0"/>
         <w:jc w:val="center"/>
         <w:rPr>
+          <w:sz w:val="18"/>
           <w:lang w:eastAsia="ko-KR"/>
         </w:rPr>
       </w:pPr>
@@ -76,7 +85,7 @@
           <w:sz w:val="18"/>
           <w:lang w:eastAsia="ko-KR"/>
         </w:rPr>
-        <w:t>Independent Researcher*</w:t>
+        <w:t>윤재형</w:t>
       </w:r>
     </w:p>
     <w:p>
@@ -92,8 +101,27 @@
           <w:sz w:val="18"/>
           <w:lang w:eastAsia="ko-KR"/>
         </w:rPr>
-        <w:t>example@email.com</w:t>
-      </w:r>
+        <w:t>오승원</w:t>
+      </w:r>
+    </w:p>
+    <w:p>
+      <w:pPr>
+        <w:spacing w:after="0"/>
+        <w:jc w:val="center"/>
+        <w:rPr>
+          <w:sz w:val="18"/>
+          <w:lang w:eastAsia="ko-KR"/>
+        </w:rPr>
+      </w:pPr>
+      <w:r>
+        <w:rPr>
+          <w:sz w:val="18"/>
+          <w:lang w:eastAsia="ko-KR"/>
+        </w:rPr>
+        <w:t>domgdong98@gmail.com</w:t>
+      </w:r>
+      <w:bookmarkStart w:id="0" w:name="_GoBack"/>
+      <w:bookmarkEnd w:id="0"/>
     </w:p>
     <w:p>
       <w:pPr>
@@ -159,7 +187,6 @@
         <w:spacing w:after="0"/>
         <w:jc w:val="both"/>
         <w:rPr>
-          <w:rFonts w:hint="eastAsia"/>
           <w:szCs w:val="17"/>
           <w:lang w:eastAsia="ko-KR"/>
         </w:rPr>
@@ -411,7 +438,15 @@
           <w:szCs w:val="17"/>
           <w:lang w:eastAsia="ko-KR"/>
         </w:rPr>
-        <w:t xml:space="preserve">본 연구는 다양한 전술적 이동 AI를 게임에 적용할 수 있는 프레임워크를 구축하는 것을 목적으로 한다. 이를 위해 </w:t>
+        <w:t xml:space="preserve">본 연구는 다양한 전술적 이동 AI를 게임에 적용할 수 있는 프레임워크를 구축하는 것을 목적으로 한다. 이를 </w:t>
+      </w:r>
+      <w:r>
+        <w:rPr>
+          <w:szCs w:val="17"/>
+          <w:lang w:eastAsia="ko-KR"/>
+        </w:rPr>
+        <w:lastRenderedPageBreak/>
+        <w:t xml:space="preserve">위해 </w:t>
       </w:r>
       <w:proofErr w:type="spellStart"/>
       <w:r>
@@ -427,15 +462,7 @@
           <w:szCs w:val="17"/>
           <w:lang w:eastAsia="ko-KR"/>
         </w:rPr>
-        <w:t xml:space="preserve"> 기반 이동 제약을 유지하면서 역할별 </w:t>
-      </w:r>
-      <w:r>
-        <w:rPr>
-          <w:szCs w:val="17"/>
-          <w:lang w:eastAsia="ko-KR"/>
-        </w:rPr>
-        <w:lastRenderedPageBreak/>
-        <w:t xml:space="preserve">정책을 분리 학습하는 구조를 제안한다. 특히 본 논문은 프레임워크 중심의 연구이지만, 실무 </w:t>
+        <w:t xml:space="preserve"> 기반 이동 제약을 유지하면서 역할별 정책을 분리 학습하는 구조를 제안한다. 특히 본 논문은 프레임워크 중심의 연구이지만, 실무 </w:t>
       </w:r>
       <w:proofErr w:type="spellStart"/>
       <w:r>
@@ -476,7 +503,6 @@
         <w:spacing w:after="0"/>
         <w:jc w:val="both"/>
         <w:rPr>
-          <w:rFonts w:hint="eastAsia"/>
           <w:szCs w:val="17"/>
           <w:lang w:eastAsia="ko-KR"/>
         </w:rPr>
@@ -518,7 +544,7 @@
           <w:szCs w:val="17"/>
           <w:lang w:eastAsia="ko-KR"/>
         </w:rPr>
-        <w:t xml:space="preserve"> 전술 이동 AI 프레임워크를 제안한다. 둘째, Detour Crowd와 가장 유사한 base move 정책을 기준으로 실시간성 및 군집 이동 성능을 </w:t>
+        <w:t xml:space="preserve"> 전술 이동 AI 프레임워크를 </w:t>
       </w:r>
       <w:r>
         <w:rPr>
@@ -526,7 +552,7 @@
           <w:lang w:eastAsia="ko-KR"/>
         </w:rPr>
         <w:lastRenderedPageBreak/>
-        <w:t xml:space="preserve">비교하여 실용성과 한계를 함께 제시한다. 셋째, 충돌 보정 적용 및 </w:t>
+        <w:t xml:space="preserve">제안한다. 둘째, Detour Crowd와 가장 유사한 base move 정책을 기준으로 실시간성 및 군집 이동 성능을 비교하여 실용성과 한계를 함께 제시한다. 셋째, 충돌 보정 적용 및 </w:t>
       </w:r>
       <w:proofErr w:type="spellStart"/>
       <w:r>
@@ -834,7 +860,7 @@
           <w:szCs w:val="17"/>
           <w:lang w:eastAsia="ko-KR"/>
         </w:rPr>
-        <w:t xml:space="preserve"> 표현 방식이다[7]. 본 연구는 Detour Crowd를 단순한 비교 대상이 아니라, 제안 프레임워크의 실제 사용 가능성을 판단하기 위한 산업 기준선으로 본다. 즉, 본 논문은 RL 기반 전술 이동 프레임워크와 전통적 crowd 이동 모듈 </w:t>
+        <w:t xml:space="preserve"> 표현 방식이다[7]. 본 연구는 Detour Crowd를 단순한 비교 대상이 아니라, 제안 프레임워크의 실제 사용 가능성을 판단하기 위한 산업 기준선으로 본다. 즉, 본 논문은 RL </w:t>
       </w:r>
       <w:r>
         <w:rPr>
@@ -842,7 +868,7 @@
           <w:lang w:eastAsia="ko-KR"/>
         </w:rPr>
         <w:lastRenderedPageBreak/>
-        <w:t>사이의 관계를 경쟁이 아니라 보완 가능성의 관점에서 해석한다</w:t>
+        <w:t>기반 전술 이동 프레임워크와 전통적 crowd 이동 모듈 사이의 관계를 경쟁이 아니라 보완 가능성의 관점에서 해석한다</w:t>
       </w:r>
       <w:r>
         <w:rPr>
@@ -1149,6 +1175,7 @@
           <w:szCs w:val="17"/>
           <w:lang w:eastAsia="ko-KR"/>
         </w:rPr>
+        <w:lastRenderedPageBreak/>
         <w:t xml:space="preserve">역할 계층은 </w:t>
       </w:r>
       <w:proofErr w:type="spellStart"/>
@@ -1205,7 +1232,6 @@
           <w:szCs w:val="17"/>
           <w:lang w:eastAsia="ko-KR"/>
         </w:rPr>
-        <w:lastRenderedPageBreak/>
         <w:t>휴리스틱을</w:t>
       </w:r>
       <w:proofErr w:type="spellEnd"/>
@@ -1385,7 +1411,7 @@
           <w:szCs w:val="17"/>
           <w:lang w:eastAsia="ko-KR"/>
         </w:rPr>
-        <w:t xml:space="preserve"> actor-critic 쌍과 replay buffer를 유지한다. 각 시점의 transition은 해당 역할의 buffer에 저장되며, 역할별 성공 샘플은 success replay buffer에 따로 </w:t>
+        <w:t xml:space="preserve"> actor-critic 쌍과 replay buffer를 유지한다. 각 </w:t>
       </w:r>
       <w:r>
         <w:rPr>
@@ -1393,7 +1419,7 @@
           <w:lang w:eastAsia="ko-KR"/>
         </w:rPr>
         <w:lastRenderedPageBreak/>
-        <w:t>보존된다. 이 구조는 단일 공유 정책이 상반되는 전술을 동시에 표현하면서 발생하는 혼합 문제를 줄이고, 특정 역할의 희소 성공 패턴을 반복 학습할 수 있게 한다. 따라서 본 프레임워크의 핵심 가치는 단일 base move 정책의 성능 자체보다, 서로 다른 전술 정책을 한 환경 안에서 실험, 추가, 교체할 수 있는 확장성에 있다.</w:t>
+        <w:t>시점의 transition은 해당 역할의 buffer에 저장되며, 역할별 성공 샘플은 success replay buffer에 따로 보존된다. 이 구조는 단일 공유 정책이 상반되는 전술을 동시에 표현하면서 발생하는 혼합 문제를 줄이고, 특정 역할의 희소 성공 패턴을 반복 학습할 수 있게 한다. 따라서 본 프레임워크의 핵심 가치는 단일 base move 정책의 성능 자체보다, 서로 다른 전술 정책을 한 환경 안에서 실험, 추가, 교체할 수 있는 확장성에 있다.</w:t>
       </w:r>
     </w:p>
     <w:p>
@@ -1572,7 +1598,15 @@
           <w:szCs w:val="17"/>
           <w:lang w:eastAsia="ko-KR"/>
         </w:rPr>
-        <w:t xml:space="preserve"> 줄이는 후처리 보정이 개입하지 않은 base move 이동 결과를 Detour Crowd와 비교하기 위한 설정이다. 이후 충돌 보정 적용 조건을 별도 실험으로 제시하여, 학습 정책에 간단한 충돌 후처리 계층을 추가했을 때의 개선 가능성을 분석하였다. 구현상 해당 옵션은 </w:t>
+        <w:t xml:space="preserve"> 줄이는 후처리 보정이 개입하지 않은 base move 이동 결과를 Detour Crowd와 비교하기 위한 설정이다. 이후 충돌 보정 적용 조건을 별도 실험으로 제시하여, 학습 정책에 간단한 충돌 후처리 계층을 추가했을 때의 개선 </w:t>
+      </w:r>
+      <w:r>
+        <w:rPr>
+          <w:szCs w:val="17"/>
+          <w:lang w:eastAsia="ko-KR"/>
+        </w:rPr>
+        <w:lastRenderedPageBreak/>
+        <w:t xml:space="preserve">가능성을 분석하였다. 구현상 해당 옵션은 </w:t>
       </w:r>
       <w:proofErr w:type="spellStart"/>
       <w:r>
@@ -1588,15 +1622,7 @@
           <w:szCs w:val="17"/>
           <w:lang w:eastAsia="ko-KR"/>
         </w:rPr>
-        <w:t xml:space="preserve"> 변수로 제어되지만, </w:t>
-      </w:r>
-      <w:r>
-        <w:rPr>
-          <w:szCs w:val="17"/>
-          <w:lang w:eastAsia="ko-KR"/>
-        </w:rPr>
-        <w:lastRenderedPageBreak/>
-        <w:t xml:space="preserve">본문에서는 기능을 중심으로 충돌 보정 적용 및 </w:t>
+        <w:t xml:space="preserve"> 변수로 제어되지만, 본문에서는 기능을 중심으로 충돌 보정 적용 및 </w:t>
       </w:r>
       <w:proofErr w:type="spellStart"/>
       <w:r>
@@ -2747,6 +2773,7 @@
                 <w:b/>
                 <w:sz w:val="16"/>
               </w:rPr>
+              <w:lastRenderedPageBreak/>
               <w:t>항목</w:t>
             </w:r>
           </w:p>
@@ -2857,7 +2884,6 @@
               <w:rPr>
                 <w:sz w:val="16"/>
               </w:rPr>
-              <w:lastRenderedPageBreak/>
               <w:t>onnx_pipeline</w:t>
             </w:r>
           </w:p>
@@ -3738,7 +3764,6 @@
           <w:sz w:val="18"/>
           <w:lang w:eastAsia="ko-KR"/>
         </w:rPr>
-        <w:lastRenderedPageBreak/>
         <w:drawing>
           <wp:inline distT="0" distB="0" distL="0" distR="0">
             <wp:extent cx="2423160" cy="1389204"/>
@@ -4549,7 +4574,6 @@
           <w:sz w:val="18"/>
           <w:lang w:eastAsia="ko-KR"/>
         </w:rPr>
-        <w:lastRenderedPageBreak/>
         <w:drawing>
           <wp:inline distT="0" distB="0" distL="0" distR="0">
             <wp:extent cx="2423160" cy="1394019"/>
@@ -4767,7 +4791,15 @@
           <w:szCs w:val="17"/>
           <w:lang w:eastAsia="ko-KR"/>
         </w:rPr>
-        <w:t xml:space="preserve"> 전술 이동 AI 프레임워크를 제안하고, 그 실제 사용 가능성을 설명하기 위해 총 5,000 에피소드 학습된 SAC 기반 base move 정책을 Detour Crowd와 비교하였다. 주 비교는 충돌 보정 </w:t>
+        <w:t xml:space="preserve"> 전술 이동 AI 프레임워크를 제안하고, 그 실제 사용 가능성을 설명하기 위해 총 5,000 에피소드 학습된 SAC 기반 base move 정책을 Detour Crowd와 비교하였다. 주 </w:t>
+      </w:r>
+      <w:r>
+        <w:rPr>
+          <w:szCs w:val="17"/>
+          <w:lang w:eastAsia="ko-KR"/>
+        </w:rPr>
+        <w:lastRenderedPageBreak/>
+        <w:t xml:space="preserve">비교는 충돌 보정 </w:t>
       </w:r>
       <w:proofErr w:type="spellStart"/>
       <w:r>
@@ -4783,15 +4815,7 @@
           <w:szCs w:val="17"/>
           <w:lang w:eastAsia="ko-KR"/>
         </w:rPr>
-        <w:t xml:space="preserve"> 조건에서 수행하였으며, 이 </w:t>
-      </w:r>
-      <w:r>
-        <w:rPr>
-          <w:szCs w:val="17"/>
-          <w:lang w:eastAsia="ko-KR"/>
-        </w:rPr>
-        <w:lastRenderedPageBreak/>
-        <w:t>조건에서 ONNX 기반 base move 파이프라인은 Detour Crowd update보다 낮은 평균 연산 비용을 보여 실시간 추론 가능성을 확인하였다. 반면 shared-goal arrival benchmark에서는 Detour Crowd가 더 높은 도착 수와 더 낮은 충돌 이벤트를 기록하여, 현재의 base move 정책만으로는 crowd 이동 안정성이 충분하지 않음을 확인하였다.</w:t>
+        <w:t xml:space="preserve"> 조건에서 수행하였으며, 이 조건에서 ONNX 기반 base move 파이프라인은 Detour Crowd update보다 낮은 평균 연산 비용을 보여 실시간 추론 가능성을 확인하였다. 반면 shared-goal arrival benchmark에서는 Detour Crowd가 더 높은 도착 수와 더 낮은 충돌 이벤트를 기록하여, 현재의 base move 정책만으로는 crowd 이동 안정성이 충분하지 않음을 확인하였다.</w:t>
       </w:r>
     </w:p>
     <w:p>
@@ -4870,15 +4894,7 @@
         <w:rPr>
           <w:szCs w:val="17"/>
         </w:rPr>
-        <w:t xml:space="preserve">[1] T. Haarnoja, A. Zhou, P. Abbeel, and S. Levine, </w:t>
-      </w:r>
-      <w:bookmarkStart w:id="0" w:name="_GoBack"/>
-      <w:bookmarkEnd w:id="0"/>
-      <w:r>
-        <w:rPr>
-          <w:szCs w:val="17"/>
-        </w:rPr>
-        <w:t>“Soft Actor-Critic: Off-Policy Maximum Entropy Deep Reinforcement Learning with a Stochastic Actor,” Proceedings of the 35th International Conference on Machine Learning, Vol. 80, pp.1861-1870, 2018.</w:t>
+        <w:t>[1] T. Haarnoja, A. Zhou, P. Abbeel, and S. Levine, “Soft Actor-Critic: Off-Policy Maximum Entropy Deep Reinforcement Learning with a Stochastic Actor,” Proceedings of the 35th International Conference on Machine Learning, Vol. 80, pp.1861-1870, 2018.</w:t>
       </w:r>
     </w:p>
     <w:p>
@@ -4923,14 +4939,14 @@
         <w:rPr>
           <w:szCs w:val="17"/>
         </w:rPr>
-        <w:t xml:space="preserve">[4] E. Alonso, M. Peter, D. Goumard, and J. Romoff, “Deep Reinforcement Learning for Navigation in AAA Video Games,” Proceedings of the Thirtieth </w:t>
+        <w:t xml:space="preserve">[4] E. Alonso, M. Peter, D. Goumard, and J. Romoff, “Deep Reinforcement Learning for Navigation in AAA </w:t>
       </w:r>
       <w:r>
         <w:rPr>
           <w:szCs w:val="17"/>
         </w:rPr>
         <w:lastRenderedPageBreak/>
-        <w:t>International Joint Conference on Artificial Intelligence, pp.2133-2139, 2021.</w:t>
+        <w:t>Video Games,” Proceedings of the Thirtieth International Joint Conference on Artificial Intelligence, pp.2133-2139, 2021.</w:t>
       </w:r>
     </w:p>
     <w:p>
@@ -17404,7 +17420,6 @@
     <w:name w:val="Hyperlink"/>
     <w:basedOn w:val="a2"/>
     <w:uiPriority w:val="99"/>
-    <w:semiHidden/>
     <w:unhideWhenUsed/>
     <w:rsid w:val="007B2E2C"/>
     <w:rPr>
@@ -17740,7 +17755,7 @@
 </file>
 
 <file path=customXml/itemProps1.xml><?xml version="1.0" encoding="utf-8"?>
-<ds:datastoreItem xmlns:ds="http://schemas.openxmlformats.org/officeDocument/2006/customXml" ds:itemID="{992216D2-AA74-40F1-9C56-1E95C127C59B}">
+<ds:datastoreItem xmlns:ds="http://schemas.openxmlformats.org/officeDocument/2006/customXml" ds:itemID="{8DAD680F-126B-4FCD-BF53-A362D009D679}">
   <ds:schemaRefs>
     <ds:schemaRef ds:uri="http://schemas.openxmlformats.org/officeDocument/2006/bibliography"/>
   </ds:schemaRefs>
